--- a/đơn công nhận.docx
+++ b/đơn công nhận.docx
@@ -980,7 +980,14 @@
           <w:sz w:val="26"/>
           <w:szCs w:val="26"/>
         </w:rPr>
-        <w:t>09/2025.</w:t>
+        <w:t>10</w:t>
+      </w:r>
+      <w:r>
+        <w:rPr>
+          <w:sz w:val="26"/>
+          <w:szCs w:val="26"/>
+        </w:rPr>
+        <w:t>/2025.</w:t>
       </w:r>
     </w:p>
     <w:p>
@@ -1298,21 +1305,7 @@
           <w:sz w:val="26"/>
           <w:szCs w:val="26"/>
         </w:rPr>
-        <w:t xml:space="preserve">đánh giá đúng về kết quả học tập của </w:t>
-      </w:r>
-      <w:r>
-        <w:rPr>
-          <w:sz w:val="26"/>
-          <w:szCs w:val="26"/>
-        </w:rPr>
-        <w:t>HSSV</w:t>
-      </w:r>
-      <w:r>
-        <w:rPr>
-          <w:sz w:val="26"/>
-          <w:szCs w:val="26"/>
-        </w:rPr>
-        <w:t>.</w:t>
+        <w:t>đánh giá đúng về kết quả học tập của HSSV.</w:t>
       </w:r>
     </w:p>
     <w:p>
